--- a/HealthLedgerAI_NDA_Generalized.docx
+++ b/HealthLedgerAI_NDA_Generalized.docx
@@ -279,7 +279,7 @@
         <w:jc w:val="both"/>
       </w:pPr>
       <w:r>
-        <w:t>This Agreement shall be governed by the laws of [jurisdiction — to be confirmed by counsel, e.g. Germany, Republic of Cyprus, or Greece], without regard to conflict-of-law principles. The Parties submit to the exclusive jurisdiction of the competent courts of [city, country]. [Optional: disputes referred first to good-faith negotiation, then mediation, before litigation.]</w:t>
+        <w:t>This Agreement, and any dispute arising out of or in connection with it, shall be governed by and construed in accordance with the law of the country in which the Receiving Party is established, namely: (a) where the Receiving Party is established in Cyprus, the laws of the Republic of Cyprus, with the competent courts of Nicosia, Cyprus having exclusive jurisdiction; or (b) where the Receiving Party is established in Greece, the laws of the Hellenic Republic (Greece), with the competent courts of Thessaloniki, Greece having exclusive jurisdiction. This reflects the Disclosing Party’s doctoral research focus on partner hospitals in Cyprus (American Medical Center, Nicosia) and Greece (European Interbalkan Medical Center, Thessaloniki). The Parties may, by mutual written agreement, refer any dispute first to good-faith negotiation and then to mediation before commencing litigation. [Counsel to confirm the chosen forum for each counterparty.]</w:t>
       </w:r>
     </w:p>
     <w:p>
